--- a/public/forms/行政/受案登记表.docx
+++ b/public/forms/行政/受案登记表.docx
@@ -2,698 +2,257 @@
 <file path=word/document.xml><?xml version="1.0" encoding="utf-8"?>
 <w:document xmlns:wpc="http://schemas.microsoft.com/office/word/2010/wordprocessingCanvas" xmlns:mo="http://schemas.microsoft.com/office/mac/office/2008/main" xmlns:mc="http://schemas.openxmlformats.org/markup-compatibility/2006" xmlns:mv="urn:schemas-microsoft-com:mac:vml" xmlns:o="urn:schemas-microsoft-com:office:office" xmlns:r="http://schemas.openxmlformats.org/officeDocument/2006/relationships" xmlns:m="http://schemas.openxmlformats.org/officeDocument/2006/math" xmlns:v="urn:schemas-microsoft-com:vml" xmlns:wp14="http://schemas.microsoft.com/office/word/2010/wordprocessingDrawing" xmlns:wp="http://schemas.openxmlformats.org/drawingml/2006/wordprocessingDrawing" xmlns:w10="urn:schemas-microsoft-com:office:word" xmlns:w="http://schemas.openxmlformats.org/wordprocessingml/2006/main" xmlns:w14="http://schemas.microsoft.com/office/word/2010/wordml" xmlns:wpg="http://schemas.microsoft.com/office/word/2010/wordprocessingGroup" xmlns:wpi="http://schemas.microsoft.com/office/word/2010/wordprocessingInk" xmlns:wne="http://schemas.microsoft.com/office/word/2006/wordml" xmlns:wps="http://schemas.microsoft.com/office/word/2010/wordprocessingShape" mc:Ignorable="w14 wp14">
   <w:body>
-    <w:tbl>
-      <w:tblPr>
-        <w:tblW w:w="8975" w:type="dxa"/>
-        <w:jc w:val="start"/>
-        <w:tblInd w:w="64" w:type="dxa"/>
-        <w:tblLayout w:type="fixed"/>
-        <w:tblCellMar>
-          <w:top w:w="0" w:type="dxa"/>
-          <w:start w:w="108" w:type="dxa"/>
-          <w:bottom w:w="0" w:type="dxa"/>
-          <w:end w:w="108" w:type="dxa"/>
-        </w:tblCellMar>
-      </w:tblPr>
-      <w:tblGrid>
-        <w:gridCol w:w="8975"/>
-      </w:tblGrid>
-      <w:tr>
-        <w:trPr>
-          <w:trHeight w:val="11884" w:hRule="atLeast"/>
-        </w:trPr>
-        <w:tc>
-          <w:tcPr>
-            <w:tcW w:w="8975" w:type="dxa"/>
-            <w:tcBorders>
-              <w:top w:val="single" w:sz="4" w:space="0" w:color="000000"/>
-              <w:start w:val="single" w:sz="4" w:space="0" w:color="000000"/>
-              <w:bottom w:val="single" w:sz="4" w:space="0" w:color="000000"/>
-              <w:end w:val="single" w:sz="4" w:space="0" w:color="000000"/>
-            </w:tcBorders>
-          </w:tcPr>
-          <w:p>
-            <w:pPr>
-              <w:pStyle w:val="Style20"/>
-              <w:snapToGrid w:val="false"/>
-              <w:spacing w:lineRule="exact" w:line="440"/>
-              <w:ind w:start="-64" w:end="0"/>
-              <w:jc w:val="center"/>
-              <w:rPr>
-                <w:rFonts w:cs="宋体" w:hint="eastAsia"/>
-                <w:kern w:val="0"/>
-                <w:sz w:val="28"/>
-                <w:szCs w:val="28"/>
-              </w:rPr>
-            </w:pPr>
-            <w:r>
-              <w:rPr>
-                <w:rFonts w:cs="宋体" w:hint="eastAsia"/>
-                <w:kern w:val="0"/>
-                <w:sz w:val="28"/>
-                <w:szCs w:val="28"/>
-              </w:rPr>
-            </w:r>
-          </w:p>
-          <w:p>
-            <w:pPr>
-              <w:pStyle w:val="Style20"/>
-              <w:spacing w:lineRule="exact" w:line="600"/>
-              <w:ind w:start="-64" w:end="0"/>
-              <w:jc w:val="center"/>
-              <w:rPr>
-                <w:rFonts w:cs="宋体" w:hint="eastAsia"/>
-                <w:sz w:val="28"/>
-                <w:szCs w:val="28"/>
-              </w:rPr>
-            </w:pPr>
-            <w:r>
-              <w:rPr>
-                <w:rFonts w:cs="宋体" w:hint="eastAsia"/>
-                <w:kern w:val="0"/>
-                <w:sz w:val="28"/>
-                <w:szCs w:val="28"/>
-              </w:rPr>
-              <w:t>沂源县公安局</w:t>
-            </w:r>
-            <w:r>
-              <w:rPr>
-                <w:rFonts w:cs="宋体" w:hint="eastAsia"/>
-                <w:sz w:val="28"/>
-                <w:szCs w:val="28"/>
-              </w:rPr>
-              <w:t xml:space="preserve"> </w:t>
-            </w:r>
-          </w:p>
-          <w:p>
-            <w:pPr>
-              <w:pStyle w:val="Normal"/>
-              <w:spacing w:lineRule="exact" w:line="600"/>
-              <w:jc w:val="center"/>
-              <w:rPr>
-                <w:rFonts w:ascii="方正小标宋简体;黑体" w:hAnsi="方正小标宋简体;黑体" w:eastAsia="方正小标宋简体;黑体" w:cs="宋体" w:hint="eastAsia"/>
-                <w:sz w:val="44"/>
-                <w:szCs w:val="44"/>
-              </w:rPr>
-            </w:pPr>
-            <w:r>
-              <w:rPr>
-                <w:rFonts w:ascii="方正小标宋简体;黑体" w:hAnsi="方正小标宋简体;黑体" w:cs="宋体" w:hint="eastAsia" w:eastAsia="方正小标宋简体;黑体"/>
-                <w:sz w:val="44"/>
-                <w:szCs w:val="44"/>
-              </w:rPr>
-              <w:t>移送案件通知书</w:t>
-            </w:r>
-          </w:p>
-          <w:p>
-            <w:pPr>
-              <w:pStyle w:val="Style20"/>
-              <w:spacing w:lineRule="exact" w:line="600"/>
-              <w:ind w:start="-64" w:end="0"/>
-              <w:jc w:val="end"/>
-              <w:rPr>
-                <w:rFonts w:ascii="仿宋_GB2312;仿宋" w:hAnsi="仿宋_GB2312;仿宋" w:eastAsia="仿宋_GB2312;仿宋" w:hint="eastAsia"/>
-                <w:sz w:val="32"/>
-              </w:rPr>
-            </w:pPr>
-            <w:r>
-              <w:rPr>
-                <w:rFonts w:ascii="仿宋_GB2312;仿宋" w:hAnsi="仿宋_GB2312;仿宋" w:hint="eastAsia" w:eastAsia="仿宋_GB2312;仿宋"/>
-                <w:sz w:val="32"/>
-              </w:rPr>
-              <w:t xml:space="preserve">                           </w:t>
-            </w:r>
-            <w:r>
-              <w:rPr>
-                <w:rFonts w:ascii="Times New Roman" w:hAnsi="Times New Roman" w:cs="Times New Roman" w:hint="eastAsia" w:eastAsia="仿宋_GB2312;仿宋"/>
-                <w:sz w:val="32"/>
-              </w:rPr>
-              <w:t xml:space="preserve"> </w:t>
-            </w:r>
-            <w:r>
-              <w:rPr>
-                <w:rFonts w:ascii="Times New Roman" w:hAnsi="Times New Roman" w:cs="Times New Roman" w:hint="eastAsia" w:eastAsia="仿宋_GB2312;仿宋"/>
-                <w:sz w:val="32"/>
-              </w:rPr>
-              <w:t>源公（经）</w:t>
-            </w:r>
-            <w:r>
-              <w:rPr>
-                <w:rFonts w:hint="eastAsia" w:eastAsia="仿宋_GB2312;仿宋"/>
-                <w:sz w:val="32"/>
-              </w:rPr>
-              <w:t>行移字〔    〕    号</w:t>
-            </w:r>
-          </w:p>
-          <w:p>
-            <w:pPr>
-              <w:pStyle w:val="Style20"/>
-              <w:spacing w:lineRule="exact" w:line="440"/>
-              <w:ind w:start="-49" w:end="0"/>
-              <w:rPr>
-                <w:rFonts w:ascii="仿宋_GB2312;仿宋" w:hAnsi="仿宋_GB2312;仿宋" w:eastAsia="仿宋_GB2312;仿宋" w:hint="eastAsia"/>
-                <w:sz w:val="32"/>
-                <w:u w:val="single"/>
-              </w:rPr>
-            </w:pPr>
-            <w:r>
-              <w:rPr>
-                <w:rFonts w:eastAsia="仿宋_GB2312;仿宋" w:hint="eastAsia" w:ascii="仿宋_GB2312;仿宋" w:hAnsi="仿宋_GB2312;仿宋"/>
-                <w:sz w:val="32"/>
-                <w:u w:val="single"/>
-              </w:rPr>
-            </w:r>
-          </w:p>
-          <w:p>
-            <w:pPr>
-              <w:pStyle w:val="Style20"/>
-              <w:spacing w:lineRule="exact" w:line="600"/>
-              <w:ind w:start="-49" w:end="0"/>
-              <w:rPr>
-                <w:rFonts w:eastAsia="仿宋_GB2312;仿宋" w:hint="eastAsia"/>
-                <w:sz w:val="32"/>
-              </w:rPr>
-            </w:pPr>
-            <w:r>
-              <w:rPr>
-                <w:rFonts w:hint="eastAsia" w:eastAsia="仿宋_GB2312;仿宋"/>
-                <w:sz w:val="32"/>
-                <w:u w:val="single"/>
-              </w:rPr>
-              <w:t xml:space="preserve">                          </w:t>
-            </w:r>
-            <w:r>
-              <w:rPr>
-                <w:rFonts w:hint="eastAsia" w:eastAsia="仿宋_GB2312;仿宋"/>
-                <w:sz w:val="32"/>
-              </w:rPr>
-              <w:t>：</w:t>
-            </w:r>
-          </w:p>
-          <w:p>
-            <w:pPr>
-              <w:pStyle w:val="Style20"/>
-              <w:spacing w:lineRule="exact" w:line="600"/>
-              <w:ind w:firstLineChars="200" w:startChars="-17" w:endChars="0" w:end="0"/>
-              <w:rPr>
-                <w:rFonts w:eastAsia="仿宋_GB2312;仿宋" w:hint="eastAsia"/>
-                <w:sz w:val="32"/>
-              </w:rPr>
-            </w:pPr>
-            <w:r>
-              <w:rPr>
-                <w:rFonts w:hint="eastAsia" w:eastAsia="仿宋_GB2312;仿宋"/>
-                <w:sz w:val="32"/>
-              </w:rPr>
-              <w:t>我单位于</w:t>
-            </w:r>
-            <w:r>
-              <w:rPr>
-                <w:rFonts w:hint="eastAsia" w:eastAsia="仿宋_GB2312;仿宋"/>
-                <w:sz w:val="32"/>
-                <w:u w:val="single"/>
-              </w:rPr>
-              <w:t xml:space="preserve">     </w:t>
-            </w:r>
-            <w:r>
-              <w:rPr>
-                <w:rFonts w:hint="eastAsia" w:eastAsia="仿宋_GB2312;仿宋"/>
-                <w:sz w:val="32"/>
-              </w:rPr>
-              <w:t>年</w:t>
-            </w:r>
-            <w:r>
-              <w:rPr>
-                <w:rFonts w:hint="eastAsia" w:eastAsia="仿宋_GB2312;仿宋"/>
-                <w:sz w:val="32"/>
-                <w:u w:val="single"/>
-              </w:rPr>
-              <w:t xml:space="preserve">   </w:t>
-            </w:r>
-            <w:r>
-              <w:rPr>
-                <w:rFonts w:hint="eastAsia" w:eastAsia="仿宋_GB2312;仿宋"/>
-                <w:sz w:val="32"/>
-              </w:rPr>
-              <w:t>月</w:t>
-            </w:r>
-            <w:r>
-              <w:rPr>
-                <w:rFonts w:hint="eastAsia" w:eastAsia="仿宋_GB2312;仿宋"/>
-                <w:sz w:val="32"/>
-                <w:u w:val="single"/>
-              </w:rPr>
-              <w:t xml:space="preserve">   </w:t>
-            </w:r>
-            <w:r>
-              <w:rPr>
-                <w:rFonts w:hint="eastAsia" w:eastAsia="仿宋_GB2312;仿宋"/>
-                <w:sz w:val="32"/>
-              </w:rPr>
-              <w:t>日受理的</w:t>
-            </w:r>
-            <w:r>
-              <w:rPr>
-                <w:rFonts w:hint="eastAsia" w:eastAsia="仿宋_GB2312;仿宋"/>
-                <w:sz w:val="32"/>
-                <w:u w:val="single"/>
-              </w:rPr>
-              <w:t xml:space="preserve">                                   </w:t>
-            </w:r>
-          </w:p>
-          <w:p>
-            <w:pPr>
-              <w:pStyle w:val="Style20"/>
-              <w:spacing w:lineRule="exact" w:line="440"/>
-              <w:ind w:start="-49" w:end="0"/>
-              <w:rPr>
-                <w:rFonts w:eastAsia="仿宋_GB2312;仿宋" w:hint="eastAsia"/>
-                <w:sz w:val="32"/>
-              </w:rPr>
-            </w:pPr>
-            <w:r>
-              <w:rPr>
-                <w:rFonts w:hint="eastAsia" w:eastAsia="仿宋_GB2312;仿宋"/>
-                <w:sz w:val="32"/>
-              </w:rPr>
-              <w:t>一案（受案登记表文号</w:t>
-            </w:r>
-            <w:r>
-              <w:rPr>
-                <w:rFonts w:hint="eastAsia" w:eastAsia="仿宋_GB2312;仿宋"/>
-                <w:sz w:val="32"/>
-                <w:u w:val="single"/>
-              </w:rPr>
-              <w:t xml:space="preserve">                       </w:t>
-            </w:r>
-            <w:r>
-              <w:rPr>
-                <w:rFonts w:hint="eastAsia" w:eastAsia="仿宋_GB2312;仿宋"/>
-                <w:sz w:val="32"/>
-              </w:rPr>
-              <w:t>）。经审查，根据案件管辖分工，该案属于你单位管辖范围，根据《公安机关办理行政案件程序规定》第四十七条第一款第二项</w:t>
-            </w:r>
-            <w:r>
-              <w:rPr>
-                <w:rFonts w:ascii="仿宋_GB2312;仿宋" w:hAnsi="仿宋_GB2312;仿宋" w:cs="仿宋_GB2312;仿宋" w:hint="eastAsia" w:eastAsia="仿宋_GB2312;仿宋"/>
-                <w:sz w:val="32"/>
-              </w:rPr>
-              <w:t>之</w:t>
-            </w:r>
-            <w:r>
-              <w:rPr>
-                <w:rFonts w:hint="eastAsia" w:eastAsia="仿宋_GB2312;仿宋"/>
-                <w:sz w:val="32"/>
-              </w:rPr>
-              <w:t>规定，现移送你单位处理。</w:t>
-            </w:r>
-          </w:p>
-          <w:p>
-            <w:pPr>
-              <w:pStyle w:val="Style20"/>
-              <w:spacing w:lineRule="exact" w:line="440"/>
-              <w:ind w:firstLineChars="200" w:startChars="0" w:start="0" w:endChars="0" w:end="0"/>
-              <w:rPr>
-                <w:rFonts w:eastAsia="仿宋_GB2312;仿宋" w:hint="eastAsia"/>
-                <w:sz w:val="32"/>
-              </w:rPr>
-            </w:pPr>
-            <w:r>
-              <w:rPr>
-                <w:rFonts w:hint="eastAsia" w:eastAsia="仿宋_GB2312;仿宋"/>
-                <w:sz w:val="32"/>
-              </w:rPr>
-              <w:t>附：证据清单</w:t>
-            </w:r>
-          </w:p>
-          <w:p>
-            <w:pPr>
-              <w:pStyle w:val="Style20"/>
-              <w:spacing w:lineRule="exact" w:line="440"/>
-              <w:ind w:start="-64" w:end="0"/>
-              <w:rPr>
-                <w:rFonts w:ascii="仿宋_GB2312;仿宋" w:hAnsi="仿宋_GB2312;仿宋" w:eastAsia="仿宋_GB2312;仿宋" w:hint="eastAsia"/>
-                <w:sz w:val="32"/>
-              </w:rPr>
-            </w:pPr>
-            <w:r>
-              <w:rPr>
-                <w:rFonts w:ascii="仿宋_GB2312;仿宋" w:hAnsi="仿宋_GB2312;仿宋" w:hint="eastAsia" w:eastAsia="仿宋_GB2312;仿宋"/>
-                <w:sz w:val="32"/>
-              </w:rPr>
-              <w:t xml:space="preserve">                             </w:t>
-            </w:r>
-          </w:p>
-          <w:p>
-            <w:pPr>
-              <w:pStyle w:val="Style20"/>
-              <w:spacing w:lineRule="exact" w:line="440"/>
-              <w:ind w:start="-64" w:end="0"/>
-              <w:rPr>
-                <w:rFonts w:ascii="仿宋_GB2312;仿宋" w:hAnsi="仿宋_GB2312;仿宋" w:eastAsia="仿宋_GB2312;仿宋" w:hint="eastAsia"/>
-                <w:sz w:val="32"/>
-              </w:rPr>
-            </w:pPr>
-            <w:r>
-              <w:rPr>
-                <w:rFonts w:eastAsia="仿宋_GB2312;仿宋" w:hint="eastAsia" w:ascii="仿宋_GB2312;仿宋" w:hAnsi="仿宋_GB2312;仿宋"/>
-                <w:sz w:val="32"/>
-              </w:rPr>
-            </w:r>
-          </w:p>
-          <w:p>
-            <w:pPr>
-              <w:pStyle w:val="Style20"/>
-              <w:spacing w:lineRule="exact" w:line="440"/>
-              <w:ind w:start="-64" w:end="0"/>
-              <w:rPr>
-                <w:rFonts w:ascii="仿宋_GB2312;仿宋" w:hAnsi="仿宋_GB2312;仿宋" w:eastAsia="仿宋_GB2312;仿宋" w:hint="eastAsia"/>
-                <w:sz w:val="32"/>
-              </w:rPr>
-            </w:pPr>
-            <w:r>
-              <w:rPr>
-                <w:rFonts w:eastAsia="仿宋_GB2312;仿宋" w:hint="eastAsia" w:ascii="仿宋_GB2312;仿宋" w:hAnsi="仿宋_GB2312;仿宋"/>
-                <w:sz w:val="32"/>
-              </w:rPr>
-            </w:r>
-          </w:p>
-          <w:p>
-            <w:pPr>
-              <w:pStyle w:val="Style20"/>
-              <w:spacing w:lineRule="exact" w:line="440"/>
-              <w:ind w:start="-49" w:end="0"/>
-              <w:rPr>
-                <w:rFonts w:ascii="仿宋_GB2312;仿宋" w:hAnsi="仿宋_GB2312;仿宋" w:eastAsia="仿宋_GB2312;仿宋" w:cs="宋体" w:hint="eastAsia"/>
-                <w:sz w:val="32"/>
-                <w:szCs w:val="32"/>
-              </w:rPr>
-            </w:pPr>
-            <w:r>
-              <w:rPr>
-                <w:rFonts w:cs="宋体" w:hint="eastAsia"/>
-                <w:sz w:val="30"/>
-                <w:szCs w:val="30"/>
-              </w:rPr>
-              <w:t xml:space="preserve">                                        </w:t>
-            </w:r>
-            <w:r>
-              <w:rPr>
-                <w:rFonts w:ascii="仿宋_GB2312;仿宋" w:hAnsi="仿宋_GB2312;仿宋" w:cs="宋体" w:hint="eastAsia" w:eastAsia="仿宋_GB2312;仿宋"/>
-                <w:sz w:val="32"/>
-                <w:szCs w:val="32"/>
-              </w:rPr>
-              <w:t xml:space="preserve">移送单位（印）       </w:t>
-            </w:r>
-          </w:p>
-          <w:p>
-            <w:pPr>
-              <w:pStyle w:val="Style20"/>
-              <w:spacing w:lineRule="exact" w:line="440"/>
-              <w:ind w:start="-49" w:end="0"/>
-              <w:rPr>
-                <w:rFonts w:eastAsia="仿宋_GB2312;仿宋" w:hint="eastAsia"/>
-                <w:sz w:val="32"/>
-                <w:szCs w:val="32"/>
-              </w:rPr>
-            </w:pPr>
-            <w:r>
-              <w:rPr>
-                <w:rFonts w:hint="eastAsia" w:eastAsia="仿宋_GB2312;仿宋"/>
-                <w:sz w:val="32"/>
-                <w:szCs w:val="32"/>
-              </w:rPr>
-              <w:t xml:space="preserve">   </w:t>
-            </w:r>
-            <w:r>
-              <w:rPr>
-                <w:rFonts w:eastAsia="仿宋_GB2312;仿宋"/>
-                <w:sz w:val="32"/>
-                <w:szCs w:val="32"/>
-              </w:rPr>
-              <w:t xml:space="preserve"> </w:t>
-            </w:r>
-            <w:r>
-              <w:rPr>
-                <w:rFonts w:hint="eastAsia" w:eastAsia="仿宋_GB2312;仿宋"/>
-                <w:sz w:val="32"/>
-                <w:szCs w:val="32"/>
-              </w:rPr>
-              <w:t xml:space="preserve">                                   </w:t>
-            </w:r>
-            <w:r>
-              <w:rPr>
-                <w:rFonts w:hint="eastAsia" w:eastAsia="仿宋_GB2312;仿宋"/>
-                <w:sz w:val="32"/>
-                <w:szCs w:val="32"/>
-              </w:rPr>
-              <w:t>年  月  日</w:t>
-            </w:r>
-          </w:p>
-          <w:p>
-            <w:pPr>
-              <w:pStyle w:val="Style20"/>
-              <w:spacing w:lineRule="exact" w:line="440"/>
-              <w:ind w:start="-49" w:end="0"/>
-              <w:rPr>
-                <w:rFonts w:eastAsia="仿宋_GB2312;仿宋" w:hint="eastAsia"/>
-                <w:sz w:val="32"/>
-                <w:szCs w:val="32"/>
-              </w:rPr>
-            </w:pPr>
-            <w:r>
-              <w:rPr>
-                <w:rFonts w:eastAsia="仿宋_GB2312;仿宋" w:hint="eastAsia"/>
-                <w:sz w:val="32"/>
-                <w:szCs w:val="32"/>
-              </w:rPr>
-            </w:r>
-          </w:p>
-          <w:p>
-            <w:pPr>
-              <w:pStyle w:val="Style20"/>
-              <w:spacing w:lineRule="exact" w:line="440"/>
-              <w:ind w:start="-49" w:end="0"/>
-              <w:rPr>
-                <w:rFonts w:eastAsia="仿宋_GB2312;仿宋" w:hint="eastAsia"/>
-                <w:sz w:val="32"/>
-                <w:szCs w:val="32"/>
-              </w:rPr>
-            </w:pPr>
-            <w:r>
-              <w:rPr>
-                <w:rFonts w:eastAsia="仿宋_GB2312;仿宋" w:hint="eastAsia"/>
-                <w:sz w:val="32"/>
-                <w:szCs w:val="32"/>
-              </w:rPr>
-            </w:r>
-          </w:p>
-          <w:p>
-            <w:pPr>
-              <w:pStyle w:val="Normal"/>
-              <w:spacing w:lineRule="exact" w:line="440"/>
-              <w:jc w:val="start"/>
-              <w:rPr>
-                <w:rFonts w:ascii="仿宋_GB2312;仿宋" w:hAnsi="仿宋_GB2312;仿宋" w:eastAsia="仿宋_GB2312;仿宋" w:hint="eastAsia"/>
-                <w:sz w:val="32"/>
-                <w:szCs w:val="32"/>
-              </w:rPr>
-            </w:pPr>
-            <w:r>
-              <w:rPr>
-                <w:rFonts w:eastAsia="仿宋_GB2312;仿宋" w:hint="eastAsia" w:ascii="仿宋_GB2312;仿宋" w:hAnsi="仿宋_GB2312;仿宋"/>
-                <w:sz w:val="32"/>
-                <w:szCs w:val="32"/>
-              </w:rPr>
-            </w:r>
-          </w:p>
-          <w:p>
-            <w:pPr>
-              <w:pStyle w:val="Normal"/>
-              <w:spacing w:lineRule="exact" w:line="440"/>
-              <w:ind w:firstLineChars="249" w:startChars="0" w:start="0" w:endChars="0" w:end="0"/>
-              <w:jc w:val="start"/>
-              <w:rPr>
-                <w:rFonts w:ascii="仿宋_GB2312;仿宋" w:hAnsi="仿宋_GB2312;仿宋" w:hint="eastAsia"/>
-                <w:szCs w:val="32"/>
-              </w:rPr>
-            </w:pPr>
-            <w:r>
-              <w:rPr>
-                <w:rFonts w:hint="eastAsia" w:ascii="仿宋_GB2312;仿宋" w:hAnsi="仿宋_GB2312;仿宋"/>
-                <w:szCs w:val="32"/>
-              </w:rPr>
-            </w:r>
-          </w:p>
-          <w:p>
-            <w:pPr>
-              <w:pStyle w:val="Normal"/>
-              <w:spacing w:lineRule="exact" w:line="440"/>
-              <w:jc w:val="start"/>
-              <w:rPr>
-                <w:rFonts w:ascii="仿宋_GB2312;仿宋" w:hAnsi="仿宋_GB2312;仿宋" w:hint="eastAsia"/>
-                <w:szCs w:val="32"/>
-              </w:rPr>
-            </w:pPr>
-            <w:r>
-              <w:rPr>
-                <w:rFonts w:hint="eastAsia" w:ascii="仿宋_GB2312;仿宋" w:hAnsi="仿宋_GB2312;仿宋"/>
-                <w:szCs w:val="32"/>
-              </w:rPr>
-            </w:r>
-          </w:p>
-          <w:p>
-            <w:pPr>
-              <w:pStyle w:val="Normal"/>
-              <w:spacing w:lineRule="exact" w:line="440"/>
-              <w:ind w:firstLineChars="249" w:startChars="0" w:start="0" w:endChars="0" w:end="0"/>
-              <w:jc w:val="start"/>
-              <w:rPr>
-                <w:rFonts w:ascii="仿宋_GB2312;仿宋" w:hAnsi="仿宋_GB2312;仿宋" w:hint="eastAsia"/>
-                <w:szCs w:val="32"/>
-              </w:rPr>
-            </w:pPr>
-            <w:r>
-              <w:rPr>
-                <w:rFonts w:hint="eastAsia" w:ascii="仿宋_GB2312;仿宋" w:hAnsi="仿宋_GB2312;仿宋"/>
-                <w:szCs w:val="32"/>
-              </w:rPr>
-            </w:r>
-          </w:p>
-          <w:p>
-            <w:pPr>
-              <w:pStyle w:val="Normal"/>
-              <w:spacing w:lineRule="exact" w:line="440"/>
-              <w:jc w:val="start"/>
-              <w:rPr>
-                <w:rFonts w:ascii="仿宋_GB2312;仿宋" w:hAnsi="仿宋_GB2312;仿宋" w:hint="eastAsia"/>
-                <w:szCs w:val="32"/>
-              </w:rPr>
-            </w:pPr>
-            <w:r>
-              <w:rPr>
-                <w:rFonts w:ascii="仿宋_GB2312;仿宋" w:hAnsi="仿宋_GB2312;仿宋" w:hint="eastAsia"/>
-                <w:szCs w:val="32"/>
-              </w:rPr>
-              <w:t>接收人员                     报案人、控告人、举报人、</w:t>
-            </w:r>
-          </w:p>
-          <w:p>
-            <w:pPr>
-              <w:pStyle w:val="Normal"/>
-              <w:spacing w:lineRule="exact" w:line="440"/>
-              <w:ind w:firstLineChars="200" w:startChars="0" w:start="0" w:endChars="0" w:end="0"/>
-              <w:jc w:val="start"/>
-              <w:rPr>
-                <w:rFonts w:ascii="仿宋_GB2312;仿宋" w:hAnsi="仿宋_GB2312;仿宋" w:hint="eastAsia"/>
-                <w:szCs w:val="32"/>
-              </w:rPr>
-            </w:pPr>
-            <w:r>
-              <w:rPr>
-                <w:rFonts w:ascii="仿宋_GB2312;仿宋" w:hAnsi="仿宋_GB2312;仿宋" w:hint="eastAsia"/>
-                <w:szCs w:val="32"/>
-              </w:rPr>
-              <w:t>接收单位（印）           扭送人、投案人</w:t>
-            </w:r>
-          </w:p>
-          <w:p>
-            <w:pPr>
-              <w:pStyle w:val="Normal"/>
-              <w:spacing w:lineRule="exact" w:line="440"/>
-              <w:jc w:val="start"/>
-              <w:rPr>
-                <w:rFonts w:ascii="仿宋_GB2312;仿宋" w:hAnsi="仿宋_GB2312;仿宋" w:hint="eastAsia"/>
-                <w:szCs w:val="32"/>
-              </w:rPr>
-            </w:pPr>
-            <w:r>
-              <w:rPr>
-                <w:rFonts w:ascii="仿宋_GB2312;仿宋" w:hAnsi="仿宋_GB2312;仿宋" w:hint="eastAsia"/>
-                <w:szCs w:val="32"/>
-              </w:rPr>
-              <w:t xml:space="preserve">        </w:t>
-            </w:r>
-            <w:r>
-              <w:rPr>
-                <w:rFonts w:ascii="仿宋_GB2312;仿宋" w:hAnsi="仿宋_GB2312;仿宋" w:hint="eastAsia"/>
-                <w:szCs w:val="32"/>
-              </w:rPr>
-              <w:t>年  月  日                         年  月  日</w:t>
-            </w:r>
-          </w:p>
-          <w:p>
-            <w:pPr>
-              <w:pStyle w:val="Normal"/>
-              <w:spacing w:lineRule="exact" w:line="440"/>
-              <w:ind w:firstLineChars="249" w:startChars="0" w:start="0" w:endChars="0" w:end="0"/>
-              <w:jc w:val="start"/>
-              <w:rPr>
-                <w:rFonts w:ascii="仿宋_GB2312;仿宋" w:hAnsi="仿宋_GB2312;仿宋" w:hint="eastAsia"/>
-                <w:szCs w:val="32"/>
-              </w:rPr>
-            </w:pPr>
-            <w:r>
-              <w:rPr>
-                <w:rFonts w:ascii="仿宋_GB2312;仿宋" w:hAnsi="仿宋_GB2312;仿宋" w:hint="eastAsia"/>
-                <w:szCs w:val="32"/>
-              </w:rPr>
-              <w:t xml:space="preserve">                                  </w:t>
-            </w:r>
-          </w:p>
-        </w:tc>
-      </w:tr>
-    </w:tbl>
+    <w:p>
+      <w:r>
+        <w:rPr>
+          <w:rFonts w:ascii="宋体" w:hAnsi="宋体" w:eastAsia="宋体"/>
+        </w:rPr>
+        <w:t>— 27 —</w:t>
+      </w:r>
+    </w:p>
+    <w:p>
+      <w:r>
+        <w:rPr>
+          <w:rFonts w:ascii="宋体" w:hAnsi="宋体" w:eastAsia="宋体"/>
+        </w:rPr>
+        <w:t>式样一（行政刑事通用）</w:t>
+      </w:r>
+    </w:p>
     <w:p>
       <w:pPr>
-        <w:pStyle w:val="Normal"/>
-        <w:tabs>
-          <w:tab w:val="clear" w:pos="425"/>
-          <w:tab w:val="left" w:pos="900" w:leader="none"/>
-        </w:tabs>
-        <w:spacing w:lineRule="exact" w:line="440"/>
-        <w:ind w:firstLineChars="200" w:startChars="0" w:start="0" w:endChars="0" w:end="0"/>
-        <w:rPr>
-          <w:rFonts w:hint="eastAsia"/>
-          <w:sz w:val="28"/>
-          <w:szCs w:val="28"/>
-        </w:rPr>
+        <w:jc w:val="center"/>
       </w:pPr>
       <w:r>
         <w:rPr>
-          <w:rFonts w:hint="eastAsia"/>
-          <w:sz w:val="28"/>
-          <w:szCs w:val="28"/>
+          <w:rFonts w:ascii="宋体" w:hAnsi="宋体" w:eastAsia="宋体"/>
+          <w:b/>
+          <w:sz w:val="32"/>
         </w:rPr>
-        <w:t xml:space="preserve">一式三份，一份交接收单位，一份交报案人、控告人、举报人、扭送人、投案人，一份附卷。 </w:t>
+        <w:t>受案登记表</w:t>
       </w:r>
-      <w:bookmarkStart w:id="0" w:name="式样三"/>
-      <w:bookmarkEnd w:id="0"/>
     </w:p>
     <w:p>
-      <w:pPr>
-        <w:pStyle w:val="Normal"/>
-        <w:tabs>
-          <w:tab w:val="clear" w:pos="425"/>
-          <w:tab w:val="left" w:pos="900" w:leader="none"/>
-        </w:tabs>
-        <w:spacing w:lineRule="exact" w:line="440"/>
-        <w:rPr>
-          <w:rFonts w:ascii="黑体" w:hAnsi="黑体" w:eastAsia="黑体" w:cs="宋体" w:hint="eastAsia"/>
-          <w:color w:val="000000"/>
-          <w:sz w:val="28"/>
-          <w:szCs w:val="28"/>
-        </w:rPr>
-      </w:pPr>
       <w:r>
         <w:rPr>
-          <w:rFonts w:eastAsia="黑体" w:cs="宋体" w:hint="eastAsia" w:ascii="黑体" w:hAnsi="黑体"/>
-          <w:color w:val="000000"/>
-          <w:sz w:val="28"/>
-          <w:szCs w:val="28"/>
+          <w:rFonts w:ascii="宋体" w:hAnsi="宋体" w:eastAsia="宋体"/>
         </w:rPr>
+        <w:t>（受案单位名称和印章） X 公（ ）受案字〔 〕 号</w:t>
       </w:r>
     </w:p>
+    <w:p>
+      <w:r>
+        <w:rPr>
+          <w:rFonts w:ascii="宋体" w:hAnsi="宋体" w:eastAsia="宋体"/>
+        </w:rPr>
+        <w:t>案件来源 □110 指令□工作中发现□报案□投案□移送□扭送□其他</w:t>
+      </w:r>
+    </w:p>
+    <w:p>
+      <w:r>
+        <w:rPr>
+          <w:rFonts w:ascii="宋体" w:hAnsi="宋体" w:eastAsia="宋体"/>
+        </w:rPr>
+        <w:t>报</w:t>
+      </w:r>
+    </w:p>
+    <w:p>
+      <w:r>
+        <w:rPr>
+          <w:rFonts w:ascii="宋体" w:hAnsi="宋体" w:eastAsia="宋体"/>
+        </w:rPr>
+        <w:t>案</w:t>
+      </w:r>
+    </w:p>
+    <w:p>
+      <w:r>
+        <w:rPr>
+          <w:rFonts w:ascii="宋体" w:hAnsi="宋体" w:eastAsia="宋体"/>
+        </w:rPr>
+        <w:t>人</w:t>
+      </w:r>
+    </w:p>
+    <w:p>
+      <w:r>
+        <w:rPr>
+          <w:rFonts w:ascii="宋体" w:hAnsi="宋体" w:eastAsia="宋体"/>
+        </w:rPr>
+        <w:t>姓 名 性 别 出生日期</w:t>
+      </w:r>
+    </w:p>
+    <w:p>
+      <w:r>
+        <w:rPr>
+          <w:rFonts w:ascii="宋体" w:hAnsi="宋体" w:eastAsia="宋体"/>
+        </w:rPr>
+        <w:t>身份证件种类 证件号码</w:t>
+      </w:r>
+    </w:p>
+    <w:p>
+      <w:r>
+        <w:rPr>
+          <w:rFonts w:ascii="宋体" w:hAnsi="宋体" w:eastAsia="宋体"/>
+        </w:rPr>
+        <w:t>工作单位 联系方式</w:t>
+      </w:r>
+    </w:p>
+    <w:p>
+      <w:r>
+        <w:rPr>
+          <w:rFonts w:ascii="宋体" w:hAnsi="宋体" w:eastAsia="宋体"/>
+        </w:rPr>
+        <w:t>现 住 址</w:t>
+      </w:r>
+    </w:p>
+    <w:p>
+      <w:r>
+        <w:rPr>
+          <w:rFonts w:ascii="宋体" w:hAnsi="宋体" w:eastAsia="宋体"/>
+        </w:rPr>
+        <w:t>移送单位 移送人 联系方式</w:t>
+      </w:r>
+    </w:p>
+    <w:p>
+      <w:r>
+        <w:rPr>
+          <w:rFonts w:ascii="宋体" w:hAnsi="宋体" w:eastAsia="宋体"/>
+        </w:rPr>
+        <w:t>接报民警 接报时间 年 月 日</w:t>
+      </w:r>
+    </w:p>
+    <w:p>
+      <w:r>
+        <w:rPr>
+          <w:rFonts w:ascii="宋体" w:hAnsi="宋体" w:eastAsia="宋体"/>
+        </w:rPr>
+        <w:t>时 分</w:t>
+      </w:r>
+    </w:p>
+    <w:p>
+      <w:r>
+        <w:rPr>
+          <w:rFonts w:ascii="宋体" w:hAnsi="宋体" w:eastAsia="宋体"/>
+        </w:rPr>
+        <w:t>接报</w:t>
+      </w:r>
+    </w:p>
+    <w:p>
+      <w:r>
+        <w:rPr>
+          <w:rFonts w:ascii="宋体" w:hAnsi="宋体" w:eastAsia="宋体"/>
+        </w:rPr>
+        <w:t>地点</w:t>
+      </w:r>
+    </w:p>
+    <w:p>
+      <w:r>
+        <w:rPr>
+          <w:rFonts w:ascii="宋体" w:hAnsi="宋体" w:eastAsia="宋体"/>
+        </w:rPr>
+        <w:t>简要案情或者报案记录（发案时间、地点、简要过程、涉案人基本情况、</w:t>
+      </w:r>
+    </w:p>
+    <w:p>
+      <w:r>
+        <w:rPr>
+          <w:rFonts w:ascii="宋体" w:hAnsi="宋体" w:eastAsia="宋体"/>
+        </w:rPr>
+        <w:t>受害情况等）以及是否接受证据：</w:t>
+      </w:r>
+    </w:p>
+    <w:p>
+      <w:r>
+        <w:rPr>
+          <w:rFonts w:ascii="宋体" w:hAnsi="宋体" w:eastAsia="宋体"/>
+        </w:rPr>
+        <w:t>受案</w:t>
+      </w:r>
+    </w:p>
+    <w:p>
+      <w:r>
+        <w:rPr>
+          <w:rFonts w:ascii="宋体" w:hAnsi="宋体" w:eastAsia="宋体"/>
+        </w:rPr>
+        <w:t>意见</w:t>
+      </w:r>
+    </w:p>
+    <w:p>
+      <w:r>
+        <w:rPr>
+          <w:rFonts w:ascii="宋体" w:hAnsi="宋体" w:eastAsia="宋体"/>
+        </w:rPr>
+        <w:t>□属本单位管辖的行政案件，建议及时调查处理</w:t>
+      </w:r>
+    </w:p>
+    <w:p>
+      <w:r>
+        <w:rPr>
+          <w:rFonts w:ascii="宋体" w:hAnsi="宋体" w:eastAsia="宋体"/>
+        </w:rPr>
+        <w:t>□属本单位管辖的刑事案件，建议及时立案侦查</w:t>
+      </w:r>
+    </w:p>
+    <w:p>
+      <w:r>
+        <w:rPr>
+          <w:rFonts w:ascii="宋体" w:hAnsi="宋体" w:eastAsia="宋体"/>
+        </w:rPr>
+        <w:t>□不属于本单位管辖，建议移送 处理</w:t>
+      </w:r>
+    </w:p>
+    <w:p>
+      <w:r>
+        <w:rPr>
+          <w:rFonts w:ascii="宋体" w:hAnsi="宋体" w:eastAsia="宋体"/>
+        </w:rPr>
+        <w:t>□不属于公安机关职责范围，不予调查处理并当场书面告知当事人</w:t>
+      </w:r>
+    </w:p>
+    <w:p>
+      <w:r>
+        <w:rPr>
+          <w:rFonts w:ascii="宋体" w:hAnsi="宋体" w:eastAsia="宋体"/>
+        </w:rPr>
+        <w:t>□其他</w:t>
+      </w:r>
+    </w:p>
+    <w:p>
+      <w:r>
+        <w:rPr>
+          <w:rFonts w:ascii="宋体" w:hAnsi="宋体" w:eastAsia="宋体"/>
+        </w:rPr>
+        <w:t>受案民警 年 月 日</w:t>
+      </w:r>
+    </w:p>
+    <w:p>
+      <w:r>
+        <w:rPr>
+          <w:rFonts w:ascii="宋体" w:hAnsi="宋体" w:eastAsia="宋体"/>
+        </w:rPr>
+        <w:t>受案</w:t>
+      </w:r>
+    </w:p>
+    <w:p>
+      <w:r>
+        <w:rPr>
+          <w:rFonts w:ascii="宋体" w:hAnsi="宋体" w:eastAsia="宋体"/>
+        </w:rPr>
+        <w:t>审批 受案部门负责人 年 月 日</w:t>
+      </w:r>
+    </w:p>
+    <w:p>
+      <w:r>
+        <w:rPr>
+          <w:rFonts w:ascii="宋体" w:hAnsi="宋体" w:eastAsia="宋体"/>
+        </w:rPr>
+        <w:t>一式两份，一份留存，一份附卷。</w:t>
+      </w:r>
+    </w:p>
+    <w:sectPr>
+      <w:pgSz w:w="12240" w:h="15840"/>
+      <w:pgMar w:top="1440" w:right="1800" w:bottom="1440" w:left="1800" w:header="720" w:footer="720" w:gutter="0"/>
+      <w:cols w:space="720"/>
+      <w:docGrid w:linePitch="360"/>
+    </w:sectPr>
   </w:body>
 </w:document>
 </file>
@@ -1061,6 +620,10 @@
     <w:name w:val="Normal"/>
     <w:qFormat/>
     <w:rsid w:val="00FC693F"/>
+    <w:rPr>
+      <w:rFonts w:ascii="宋体" w:hAnsi="宋体"/>
+      <w:sz w:val="22"/>
+    </w:rPr>
   </w:style>
   <w:style w:type="paragraph" w:styleId="Header">
     <w:name w:val="header"/>
